--- a/ICCardManager/docs/manual/reference-summary.docx
+++ b/ICCardManager/docs/manual/reference-summary.docx
@@ -397,6 +397,9 @@
     <w:name w:val="Normal"/>
     <w:qFormat/>
     <w:rsid w:val="00FC693F"/>
+    <w:rPr>
+      <w:sz w:val="26"/>
+    </w:rPr>
   </w:style>
   <w:style w:type="paragraph" w:styleId="Header">
     <w:name w:val="header"/>
@@ -461,7 +464,7 @@
       <w:b/>
       <w:bCs/>
       <w:color w:val="365F91" w:themeColor="accent1" w:themeShade="BF"/>
-      <w:sz w:val="28"/>
+      <w:sz w:val="48"/>
       <w:szCs w:val="28"/>
     </w:rPr>
   </w:style>
@@ -485,7 +488,7 @@
       <w:b/>
       <w:bCs/>
       <w:color w:val="4F81BD" w:themeColor="accent1"/>
-      <w:sz w:val="26"/>
+      <w:sz w:val="36"/>
       <w:szCs w:val="26"/>
     </w:rPr>
   </w:style>
@@ -509,6 +512,7 @@
       <w:b/>
       <w:bCs/>
       <w:color w:val="4F81BD" w:themeColor="accent1"/>
+      <w:sz w:val="32"/>
     </w:rPr>
   </w:style>
   <w:style w:type="paragraph" w:styleId="Heading4">
@@ -671,6 +675,9 @@
         <w:right w:w="108" w:type="dxa"/>
       </w:tblCellMar>
     </w:tblPr>
+    <w:tcPr>
+      <w:vAlign w:val="center"/>
+    </w:tcPr>
   </w:style>
   <w:style w:type="numbering" w:default="1" w:styleId="NoList">
     <w:name w:val="No List"/>
@@ -698,7 +705,7 @@
       <w:b/>
       <w:bCs/>
       <w:color w:val="365F91" w:themeColor="accent1" w:themeShade="BF"/>
-      <w:sz w:val="28"/>
+      <w:sz w:val="48"/>
       <w:szCs w:val="28"/>
     </w:rPr>
   </w:style>
@@ -818,6 +825,9 @@
       <w:ind w:left="720"/>
       <w:contextualSpacing/>
     </w:pPr>
+    <w:rPr>
+      <w:sz w:val="26"/>
+    </w:rPr>
   </w:style>
   <w:style w:type="paragraph" w:styleId="BodyText">
     <w:name w:val="Body Text"/>
@@ -829,6 +839,9 @@
     <w:pPr>
       <w:spacing w:after="120"/>
     </w:pPr>
+    <w:rPr>
+      <w:sz w:val="26"/>
+    </w:rPr>
   </w:style>
   <w:style w:type="character" w:customStyle="1" w:styleId="BodyTextChar">
     <w:name w:val="Body Text Char"/>
@@ -1358,6 +1371,9 @@
         <w:right w:w="108" w:type="dxa"/>
       </w:tblCellMar>
     </w:tblPr>
+    <w:tcPr>
+      <w:vAlign w:val="center"/>
+    </w:tcPr>
   </w:style>
   <w:style w:type="table" w:styleId="LightShading">
     <w:name w:val="Light Shading"/>
@@ -1461,6 +1477,9 @@
         <w:shd w:val="clear" w:color="auto" w:fill="C0C0C0" w:themeFill="text1" w:themeFillTint="3F"/>
       </w:tcPr>
     </w:tblStylePr>
+    <w:tcPr>
+      <w:vAlign w:val="center"/>
+    </w:tcPr>
   </w:style>
   <w:style w:type="table" w:styleId="LightShading-Accent1">
     <w:name w:val="Light Shading Accent 1"/>
@@ -1564,6 +1583,9 @@
         <w:shd w:val="clear" w:color="auto" w:fill="D3DFEE" w:themeFill="accent1" w:themeFillTint="3F"/>
       </w:tcPr>
     </w:tblStylePr>
+    <w:tcPr>
+      <w:vAlign w:val="center"/>
+    </w:tcPr>
   </w:style>
   <w:style w:type="table" w:styleId="LightShading-Accent2">
     <w:name w:val="Light Shading Accent 2"/>
@@ -1667,6 +1689,9 @@
         <w:shd w:val="clear" w:color="auto" w:fill="EFD3D2" w:themeFill="accent2" w:themeFillTint="3F"/>
       </w:tcPr>
     </w:tblStylePr>
+    <w:tcPr>
+      <w:vAlign w:val="center"/>
+    </w:tcPr>
   </w:style>
   <w:style w:type="table" w:styleId="LightShading-Accent3">
     <w:name w:val="Light Shading Accent 3"/>
@@ -1770,6 +1795,9 @@
         <w:shd w:val="clear" w:color="auto" w:fill="E6EED5" w:themeFill="accent3" w:themeFillTint="3F"/>
       </w:tcPr>
     </w:tblStylePr>
+    <w:tcPr>
+      <w:vAlign w:val="center"/>
+    </w:tcPr>
   </w:style>
   <w:style w:type="table" w:styleId="LightShading-Accent4">
     <w:name w:val="Light Shading Accent 4"/>
@@ -1873,6 +1901,9 @@
         <w:shd w:val="clear" w:color="auto" w:fill="DFD8E8" w:themeFill="accent4" w:themeFillTint="3F"/>
       </w:tcPr>
     </w:tblStylePr>
+    <w:tcPr>
+      <w:vAlign w:val="center"/>
+    </w:tcPr>
   </w:style>
   <w:style w:type="table" w:styleId="LightShading-Accent5">
     <w:name w:val="Light Shading Accent 5"/>
@@ -1976,6 +2007,9 @@
         <w:shd w:val="clear" w:color="auto" w:fill="D2EAF1" w:themeFill="accent5" w:themeFillTint="3F"/>
       </w:tcPr>
     </w:tblStylePr>
+    <w:tcPr>
+      <w:vAlign w:val="center"/>
+    </w:tcPr>
   </w:style>
   <w:style w:type="table" w:styleId="LightShading-Accent6">
     <w:name w:val="Light Shading Accent 6"/>
@@ -2079,6 +2113,9 @@
         <w:shd w:val="clear" w:color="auto" w:fill="FDE4D0" w:themeFill="accent6" w:themeFillTint="3F"/>
       </w:tcPr>
     </w:tblStylePr>
+    <w:tcPr>
+      <w:vAlign w:val="center"/>
+    </w:tcPr>
   </w:style>
   <w:style w:type="table" w:styleId="LightList">
     <w:name w:val="Light List"/>
@@ -2171,6 +2208,9 @@
         </w:tcBorders>
       </w:tcPr>
     </w:tblStylePr>
+    <w:tcPr>
+      <w:vAlign w:val="center"/>
+    </w:tcPr>
   </w:style>
   <w:style w:type="table" w:styleId="LightList-Accent1">
     <w:name w:val="Light List Accent 1"/>
@@ -2263,6 +2303,9 @@
         </w:tcBorders>
       </w:tcPr>
     </w:tblStylePr>
+    <w:tcPr>
+      <w:vAlign w:val="center"/>
+    </w:tcPr>
   </w:style>
   <w:style w:type="table" w:styleId="LightList-Accent2">
     <w:name w:val="Light List Accent 2"/>
@@ -2355,6 +2398,9 @@
         </w:tcBorders>
       </w:tcPr>
     </w:tblStylePr>
+    <w:tcPr>
+      <w:vAlign w:val="center"/>
+    </w:tcPr>
   </w:style>
   <w:style w:type="table" w:styleId="LightList-Accent3">
     <w:name w:val="Light List Accent 3"/>
@@ -2447,6 +2493,9 @@
         </w:tcBorders>
       </w:tcPr>
     </w:tblStylePr>
+    <w:tcPr>
+      <w:vAlign w:val="center"/>
+    </w:tcPr>
   </w:style>
   <w:style w:type="table" w:styleId="LightList-Accent4">
     <w:name w:val="Light List Accent 4"/>
@@ -2539,6 +2588,9 @@
         </w:tcBorders>
       </w:tcPr>
     </w:tblStylePr>
+    <w:tcPr>
+      <w:vAlign w:val="center"/>
+    </w:tcPr>
   </w:style>
   <w:style w:type="table" w:styleId="LightList-Accent5">
     <w:name w:val="Light List Accent 5"/>
@@ -2631,6 +2683,9 @@
         </w:tcBorders>
       </w:tcPr>
     </w:tblStylePr>
+    <w:tcPr>
+      <w:vAlign w:val="center"/>
+    </w:tcPr>
   </w:style>
   <w:style w:type="table" w:styleId="LightList-Accent6">
     <w:name w:val="Light List Accent 6"/>
@@ -2723,6 +2778,9 @@
         </w:tcBorders>
       </w:tcPr>
     </w:tblStylePr>
+    <w:tcPr>
+      <w:vAlign w:val="center"/>
+    </w:tcPr>
   </w:style>
   <w:style w:type="table" w:styleId="LightGrid">
     <w:name w:val="Light Grid"/>
@@ -2853,6 +2911,9 @@
         </w:tcBorders>
       </w:tcPr>
     </w:tblStylePr>
+    <w:tcPr>
+      <w:vAlign w:val="center"/>
+    </w:tcPr>
   </w:style>
   <w:style w:type="table" w:styleId="LightGrid-Accent1">
     <w:name w:val="Light Grid Accent 1"/>
@@ -2983,6 +3044,9 @@
         </w:tcBorders>
       </w:tcPr>
     </w:tblStylePr>
+    <w:tcPr>
+      <w:vAlign w:val="center"/>
+    </w:tcPr>
   </w:style>
   <w:style w:type="table" w:styleId="LightGrid-Accent2">
     <w:name w:val="Light Grid Accent 2"/>
@@ -3113,6 +3177,9 @@
         </w:tcBorders>
       </w:tcPr>
     </w:tblStylePr>
+    <w:tcPr>
+      <w:vAlign w:val="center"/>
+    </w:tcPr>
   </w:style>
   <w:style w:type="table" w:styleId="LightGrid-Accent3">
     <w:name w:val="Light Grid Accent 3"/>
@@ -3243,6 +3310,9 @@
         </w:tcBorders>
       </w:tcPr>
     </w:tblStylePr>
+    <w:tcPr>
+      <w:vAlign w:val="center"/>
+    </w:tcPr>
   </w:style>
   <w:style w:type="table" w:styleId="LightGrid-Accent4">
     <w:name w:val="Light Grid Accent 4"/>
@@ -3373,6 +3443,9 @@
         </w:tcBorders>
       </w:tcPr>
     </w:tblStylePr>
+    <w:tcPr>
+      <w:vAlign w:val="center"/>
+    </w:tcPr>
   </w:style>
   <w:style w:type="table" w:styleId="LightGrid-Accent5">
     <w:name w:val="Light Grid Accent 5"/>
@@ -3503,6 +3576,9 @@
         </w:tcBorders>
       </w:tcPr>
     </w:tblStylePr>
+    <w:tcPr>
+      <w:vAlign w:val="center"/>
+    </w:tcPr>
   </w:style>
   <w:style w:type="table" w:styleId="LightGrid-Accent6">
     <w:name w:val="Light Grid Accent 6"/>
@@ -3633,6 +3709,9 @@
         </w:tcBorders>
       </w:tcPr>
     </w:tblStylePr>
+    <w:tcPr>
+      <w:vAlign w:val="center"/>
+    </w:tcPr>
   </w:style>
   <w:style w:type="table" w:styleId="MediumShading1">
     <w:name w:val="Medium Shading 1"/>
@@ -3739,6 +3818,9 @@
         </w:tcBorders>
       </w:tcPr>
     </w:tblStylePr>
+    <w:tcPr>
+      <w:vAlign w:val="center"/>
+    </w:tcPr>
   </w:style>
   <w:style w:type="table" w:styleId="MediumShading1-Accent1">
     <w:name w:val="Medium Shading 1 Accent 1"/>
@@ -3845,6 +3927,9 @@
         </w:tcBorders>
       </w:tcPr>
     </w:tblStylePr>
+    <w:tcPr>
+      <w:vAlign w:val="center"/>
+    </w:tcPr>
   </w:style>
   <w:style w:type="table" w:styleId="MediumShading1-Accent2">
     <w:name w:val="Medium Shading 1 Accent 2"/>
@@ -3951,6 +4036,9 @@
         </w:tcBorders>
       </w:tcPr>
     </w:tblStylePr>
+    <w:tcPr>
+      <w:vAlign w:val="center"/>
+    </w:tcPr>
   </w:style>
   <w:style w:type="table" w:styleId="MediumShading1-Accent3">
     <w:name w:val="Medium Shading 1 Accent 3"/>
@@ -4057,6 +4145,9 @@
         </w:tcBorders>
       </w:tcPr>
     </w:tblStylePr>
+    <w:tcPr>
+      <w:vAlign w:val="center"/>
+    </w:tcPr>
   </w:style>
   <w:style w:type="table" w:styleId="MediumShading1-Accent4">
     <w:name w:val="Medium Shading 1 Accent 4"/>
@@ -4163,6 +4254,9 @@
         </w:tcBorders>
       </w:tcPr>
     </w:tblStylePr>
+    <w:tcPr>
+      <w:vAlign w:val="center"/>
+    </w:tcPr>
   </w:style>
   <w:style w:type="table" w:styleId="MediumShading1-Accent5">
     <w:name w:val="Medium Shading 1 Accent 5"/>
@@ -4269,6 +4363,9 @@
         </w:tcBorders>
       </w:tcPr>
     </w:tblStylePr>
+    <w:tcPr>
+      <w:vAlign w:val="center"/>
+    </w:tcPr>
   </w:style>
   <w:style w:type="table" w:styleId="MediumShading1-Accent6">
     <w:name w:val="Medium Shading 1 Accent 6"/>
@@ -4375,6 +4472,9 @@
         </w:tcBorders>
       </w:tcPr>
     </w:tblStylePr>
+    <w:tcPr>
+      <w:vAlign w:val="center"/>
+    </w:tcPr>
   </w:style>
   <w:style w:type="table" w:styleId="MediumShading2">
     <w:name w:val="Medium Shading 2"/>
@@ -4524,6 +4624,9 @@
         </w:tcBorders>
       </w:tcPr>
     </w:tblStylePr>
+    <w:tcPr>
+      <w:vAlign w:val="center"/>
+    </w:tcPr>
   </w:style>
   <w:style w:type="table" w:styleId="MediumShading2-Accent1">
     <w:name w:val="Medium Shading 2 Accent 1"/>
@@ -4673,6 +4776,9 @@
         </w:tcBorders>
       </w:tcPr>
     </w:tblStylePr>
+    <w:tcPr>
+      <w:vAlign w:val="center"/>
+    </w:tcPr>
   </w:style>
   <w:style w:type="table" w:styleId="MediumShading2-Accent2">
     <w:name w:val="Medium Shading 2 Accent 2"/>
@@ -4822,6 +4928,9 @@
         </w:tcBorders>
       </w:tcPr>
     </w:tblStylePr>
+    <w:tcPr>
+      <w:vAlign w:val="center"/>
+    </w:tcPr>
   </w:style>
   <w:style w:type="table" w:styleId="MediumShading2-Accent3">
     <w:name w:val="Medium Shading 2 Accent 3"/>
@@ -4971,6 +5080,9 @@
         </w:tcBorders>
       </w:tcPr>
     </w:tblStylePr>
+    <w:tcPr>
+      <w:vAlign w:val="center"/>
+    </w:tcPr>
   </w:style>
   <w:style w:type="table" w:styleId="MediumShading2-Accent4">
     <w:name w:val="Medium Shading 2 Accent 4"/>
@@ -5120,6 +5232,9 @@
         </w:tcBorders>
       </w:tcPr>
     </w:tblStylePr>
+    <w:tcPr>
+      <w:vAlign w:val="center"/>
+    </w:tcPr>
   </w:style>
   <w:style w:type="table" w:styleId="MediumShading2-Accent5">
     <w:name w:val="Medium Shading 2 Accent 5"/>
@@ -5269,6 +5384,9 @@
         </w:tcBorders>
       </w:tcPr>
     </w:tblStylePr>
+    <w:tcPr>
+      <w:vAlign w:val="center"/>
+    </w:tcPr>
   </w:style>
   <w:style w:type="table" w:styleId="MediumShading2-Accent6">
     <w:name w:val="Medium Shading 2 Accent 6"/>
@@ -5418,6 +5536,9 @@
         </w:tcBorders>
       </w:tcPr>
     </w:tblStylePr>
+    <w:tcPr>
+      <w:vAlign w:val="center"/>
+    </w:tcPr>
   </w:style>
   <w:style w:type="table" w:styleId="MediumList1">
     <w:name w:val="Medium List 1"/>
@@ -5502,6 +5623,9 @@
         <w:shd w:val="clear" w:color="auto" w:fill="C0C0C0" w:themeFill="text1" w:themeFillTint="3F"/>
       </w:tcPr>
     </w:tblStylePr>
+    <w:tcPr>
+      <w:vAlign w:val="center"/>
+    </w:tcPr>
   </w:style>
   <w:style w:type="table" w:styleId="MediumList1-Accent1">
     <w:name w:val="Medium List 1 Accent 1"/>
@@ -5586,6 +5710,9 @@
         <w:shd w:val="clear" w:color="auto" w:fill="D3DFEE" w:themeFill="accent1" w:themeFillTint="3F"/>
       </w:tcPr>
     </w:tblStylePr>
+    <w:tcPr>
+      <w:vAlign w:val="center"/>
+    </w:tcPr>
   </w:style>
   <w:style w:type="table" w:styleId="MediumList1-Accent2">
     <w:name w:val="Medium List 1 Accent 2"/>
@@ -5670,6 +5797,9 @@
         <w:shd w:val="clear" w:color="auto" w:fill="EFD3D2" w:themeFill="accent2" w:themeFillTint="3F"/>
       </w:tcPr>
     </w:tblStylePr>
+    <w:tcPr>
+      <w:vAlign w:val="center"/>
+    </w:tcPr>
   </w:style>
   <w:style w:type="table" w:styleId="MediumList1-Accent3">
     <w:name w:val="Medium List 1 Accent 3"/>
@@ -5754,6 +5884,9 @@
         <w:shd w:val="clear" w:color="auto" w:fill="E6EED5" w:themeFill="accent3" w:themeFillTint="3F"/>
       </w:tcPr>
     </w:tblStylePr>
+    <w:tcPr>
+      <w:vAlign w:val="center"/>
+    </w:tcPr>
   </w:style>
   <w:style w:type="table" w:styleId="MediumList1-Accent4">
     <w:name w:val="Medium List 1 Accent 4"/>
@@ -5838,6 +5971,9 @@
         <w:shd w:val="clear" w:color="auto" w:fill="DFD8E8" w:themeFill="accent4" w:themeFillTint="3F"/>
       </w:tcPr>
     </w:tblStylePr>
+    <w:tcPr>
+      <w:vAlign w:val="center"/>
+    </w:tcPr>
   </w:style>
   <w:style w:type="table" w:styleId="MediumList1-Accent5">
     <w:name w:val="Medium List 1 Accent 5"/>
@@ -5922,6 +6058,9 @@
         <w:shd w:val="clear" w:color="auto" w:fill="D2EAF1" w:themeFill="accent5" w:themeFillTint="3F"/>
       </w:tcPr>
     </w:tblStylePr>
+    <w:tcPr>
+      <w:vAlign w:val="center"/>
+    </w:tcPr>
   </w:style>
   <w:style w:type="table" w:styleId="MediumList1-Accent6">
     <w:name w:val="Medium List 1 Accent 6"/>
@@ -6006,6 +6145,9 @@
         <w:shd w:val="clear" w:color="auto" w:fill="FDE4D0" w:themeFill="accent6" w:themeFillTint="3F"/>
       </w:tcPr>
     </w:tblStylePr>
+    <w:tcPr>
+      <w:vAlign w:val="center"/>
+    </w:tcPr>
   </w:style>
   <w:style w:type="table" w:styleId="MediumList2">
     <w:name w:val="Medium List 2"/>
@@ -6134,6 +6276,9 @@
         </w:tcBorders>
       </w:tcPr>
     </w:tblStylePr>
+    <w:tcPr>
+      <w:vAlign w:val="center"/>
+    </w:tcPr>
   </w:style>
   <w:style w:type="table" w:styleId="MediumList2-Accent1">
     <w:name w:val="Medium List 2 Accent 1"/>
@@ -6262,6 +6407,9 @@
         </w:tcBorders>
       </w:tcPr>
     </w:tblStylePr>
+    <w:tcPr>
+      <w:vAlign w:val="center"/>
+    </w:tcPr>
   </w:style>
   <w:style w:type="table" w:styleId="MediumList2-Accent2">
     <w:name w:val="Medium List 2 Accent 2"/>
@@ -6390,6 +6538,9 @@
         </w:tcBorders>
       </w:tcPr>
     </w:tblStylePr>
+    <w:tcPr>
+      <w:vAlign w:val="center"/>
+    </w:tcPr>
   </w:style>
   <w:style w:type="table" w:styleId="MediumList2-Accent3">
     <w:name w:val="Medium List 2 Accent 3"/>
@@ -6518,6 +6669,9 @@
         </w:tcBorders>
       </w:tcPr>
     </w:tblStylePr>
+    <w:tcPr>
+      <w:vAlign w:val="center"/>
+    </w:tcPr>
   </w:style>
   <w:style w:type="table" w:styleId="MediumList2-Accent4">
     <w:name w:val="Medium List 2 Accent 4"/>
@@ -6646,6 +6800,9 @@
         </w:tcBorders>
       </w:tcPr>
     </w:tblStylePr>
+    <w:tcPr>
+      <w:vAlign w:val="center"/>
+    </w:tcPr>
   </w:style>
   <w:style w:type="table" w:styleId="MediumList2-Accent5">
     <w:name w:val="Medium List 2 Accent 5"/>
@@ -6774,6 +6931,9 @@
         </w:tcBorders>
       </w:tcPr>
     </w:tblStylePr>
+    <w:tcPr>
+      <w:vAlign w:val="center"/>
+    </w:tcPr>
   </w:style>
   <w:style w:type="table" w:styleId="MediumList2-Accent6">
     <w:name w:val="Medium List 2 Accent 6"/>
@@ -6902,6 +7062,9 @@
         </w:tcBorders>
       </w:tcPr>
     </w:tblStylePr>
+    <w:tcPr>
+      <w:vAlign w:val="center"/>
+    </w:tcPr>
   </w:style>
   <w:style w:type="table" w:styleId="MediumGrid1">
     <w:name w:val="Medium Grid 1"/>
@@ -6932,6 +7095,7 @@
     </w:tblPr>
     <w:tcPr>
       <w:shd w:val="clear" w:color="auto" w:fill="C0C0C0" w:themeFill="text1" w:themeFillTint="3F"/>
+      <w:vAlign w:val="center"/>
     </w:tcPr>
     <w:tblStylePr w:type="firstRow">
       <w:rPr>
@@ -7005,6 +7169,7 @@
     </w:tblPr>
     <w:tcPr>
       <w:shd w:val="clear" w:color="auto" w:fill="D3DFEE" w:themeFill="accent1" w:themeFillTint="3F"/>
+      <w:vAlign w:val="center"/>
     </w:tcPr>
     <w:tblStylePr w:type="firstRow">
       <w:rPr>
@@ -7078,6 +7243,7 @@
     </w:tblPr>
     <w:tcPr>
       <w:shd w:val="clear" w:color="auto" w:fill="EFD3D2" w:themeFill="accent2" w:themeFillTint="3F"/>
+      <w:vAlign w:val="center"/>
     </w:tcPr>
     <w:tblStylePr w:type="firstRow">
       <w:rPr>
@@ -7151,6 +7317,7 @@
     </w:tblPr>
     <w:tcPr>
       <w:shd w:val="clear" w:color="auto" w:fill="E6EED5" w:themeFill="accent3" w:themeFillTint="3F"/>
+      <w:vAlign w:val="center"/>
     </w:tcPr>
     <w:tblStylePr w:type="firstRow">
       <w:rPr>
@@ -7224,6 +7391,7 @@
     </w:tblPr>
     <w:tcPr>
       <w:shd w:val="clear" w:color="auto" w:fill="DFD8E8" w:themeFill="accent4" w:themeFillTint="3F"/>
+      <w:vAlign w:val="center"/>
     </w:tcPr>
     <w:tblStylePr w:type="firstRow">
       <w:rPr>
@@ -7297,6 +7465,7 @@
     </w:tblPr>
     <w:tcPr>
       <w:shd w:val="clear" w:color="auto" w:fill="D2EAF1" w:themeFill="accent5" w:themeFillTint="3F"/>
+      <w:vAlign w:val="center"/>
     </w:tcPr>
     <w:tblStylePr w:type="firstRow">
       <w:rPr>
@@ -7370,6 +7539,7 @@
     </w:tblPr>
     <w:tcPr>
       <w:shd w:val="clear" w:color="auto" w:fill="FDE4D0" w:themeFill="accent6" w:themeFillTint="3F"/>
+      <w:vAlign w:val="center"/>
     </w:tcPr>
     <w:tblStylePr w:type="firstRow">
       <w:rPr>
@@ -7447,6 +7617,7 @@
     </w:tblPr>
     <w:tcPr>
       <w:shd w:val="clear" w:color="auto" w:fill="C0C0C0" w:themeFill="text1" w:themeFillTint="3F"/>
+      <w:vAlign w:val="center"/>
     </w:tcPr>
     <w:tblStylePr w:type="firstRow">
       <w:rPr>
@@ -7572,6 +7743,7 @@
     </w:tblPr>
     <w:tcPr>
       <w:shd w:val="clear" w:color="auto" w:fill="D3DFEE" w:themeFill="accent1" w:themeFillTint="3F"/>
+      <w:vAlign w:val="center"/>
     </w:tcPr>
     <w:tblStylePr w:type="firstRow">
       <w:rPr>
@@ -7697,6 +7869,7 @@
     </w:tblPr>
     <w:tcPr>
       <w:shd w:val="clear" w:color="auto" w:fill="EFD3D2" w:themeFill="accent2" w:themeFillTint="3F"/>
+      <w:vAlign w:val="center"/>
     </w:tcPr>
     <w:tblStylePr w:type="firstRow">
       <w:rPr>
@@ -7822,6 +7995,7 @@
     </w:tblPr>
     <w:tcPr>
       <w:shd w:val="clear" w:color="auto" w:fill="E6EED5" w:themeFill="accent3" w:themeFillTint="3F"/>
+      <w:vAlign w:val="center"/>
     </w:tcPr>
     <w:tblStylePr w:type="firstRow">
       <w:rPr>
@@ -7947,6 +8121,7 @@
     </w:tblPr>
     <w:tcPr>
       <w:shd w:val="clear" w:color="auto" w:fill="DFD8E8" w:themeFill="accent4" w:themeFillTint="3F"/>
+      <w:vAlign w:val="center"/>
     </w:tcPr>
     <w:tblStylePr w:type="firstRow">
       <w:rPr>
@@ -8072,6 +8247,7 @@
     </w:tblPr>
     <w:tcPr>
       <w:shd w:val="clear" w:color="auto" w:fill="D2EAF1" w:themeFill="accent5" w:themeFillTint="3F"/>
+      <w:vAlign w:val="center"/>
     </w:tcPr>
     <w:tblStylePr w:type="firstRow">
       <w:rPr>
@@ -8197,6 +8373,7 @@
     </w:tblPr>
     <w:tcPr>
       <w:shd w:val="clear" w:color="auto" w:fill="FDE4D0" w:themeFill="accent6" w:themeFillTint="3F"/>
+      <w:vAlign w:val="center"/>
     </w:tcPr>
     <w:tblStylePr w:type="firstRow">
       <w:rPr>
@@ -8318,6 +8495,7 @@
     </w:tblPr>
     <w:tcPr>
       <w:shd w:val="clear" w:color="auto" w:fill="C0C0C0" w:themeFill="text1" w:themeFillTint="3F"/>
+      <w:vAlign w:val="center"/>
     </w:tcPr>
     <w:tblStylePr w:type="firstRow">
       <w:rPr>
@@ -8459,6 +8637,7 @@
     </w:tblPr>
     <w:tcPr>
       <w:shd w:val="clear" w:color="auto" w:fill="D3DFEE" w:themeFill="accent1" w:themeFillTint="3F"/>
+      <w:vAlign w:val="center"/>
     </w:tcPr>
     <w:tblStylePr w:type="firstRow">
       <w:rPr>
@@ -8600,6 +8779,7 @@
     </w:tblPr>
     <w:tcPr>
       <w:shd w:val="clear" w:color="auto" w:fill="EFD3D2" w:themeFill="accent2" w:themeFillTint="3F"/>
+      <w:vAlign w:val="center"/>
     </w:tcPr>
     <w:tblStylePr w:type="firstRow">
       <w:rPr>
@@ -8741,6 +8921,7 @@
     </w:tblPr>
     <w:tcPr>
       <w:shd w:val="clear" w:color="auto" w:fill="E6EED5" w:themeFill="accent3" w:themeFillTint="3F"/>
+      <w:vAlign w:val="center"/>
     </w:tcPr>
     <w:tblStylePr w:type="firstRow">
       <w:rPr>
@@ -8882,6 +9063,7 @@
     </w:tblPr>
     <w:tcPr>
       <w:shd w:val="clear" w:color="auto" w:fill="DFD8E8" w:themeFill="accent4" w:themeFillTint="3F"/>
+      <w:vAlign w:val="center"/>
     </w:tcPr>
     <w:tblStylePr w:type="firstRow">
       <w:rPr>
@@ -9023,6 +9205,7 @@
     </w:tblPr>
     <w:tcPr>
       <w:shd w:val="clear" w:color="auto" w:fill="D2EAF1" w:themeFill="accent5" w:themeFillTint="3F"/>
+      <w:vAlign w:val="center"/>
     </w:tcPr>
     <w:tblStylePr w:type="firstRow">
       <w:rPr>
@@ -9164,6 +9347,7 @@
     </w:tblPr>
     <w:tcPr>
       <w:shd w:val="clear" w:color="auto" w:fill="FDE4D0" w:themeFill="accent6" w:themeFillTint="3F"/>
+      <w:vAlign w:val="center"/>
     </w:tcPr>
     <w:tblStylePr w:type="firstRow">
       <w:rPr>
@@ -9300,6 +9484,7 @@
     </w:tblPr>
     <w:tcPr>
       <w:shd w:val="clear" w:color="auto" w:fill="000000" w:themeFill="text1"/>
+      <w:vAlign w:val="center"/>
     </w:tcPr>
     <w:tblStylePr w:type="firstRow">
       <w:rPr>
@@ -9414,6 +9599,7 @@
     </w:tblPr>
     <w:tcPr>
       <w:shd w:val="clear" w:color="auto" w:fill="4F81BD" w:themeFill="accent1"/>
+      <w:vAlign w:val="center"/>
     </w:tcPr>
     <w:tblStylePr w:type="firstRow">
       <w:rPr>
@@ -9528,6 +9714,7 @@
     </w:tblPr>
     <w:tcPr>
       <w:shd w:val="clear" w:color="auto" w:fill="C0504D" w:themeFill="accent2"/>
+      <w:vAlign w:val="center"/>
     </w:tcPr>
     <w:tblStylePr w:type="firstRow">
       <w:rPr>
@@ -9642,6 +9829,7 @@
     </w:tblPr>
     <w:tcPr>
       <w:shd w:val="clear" w:color="auto" w:fill="9BBB59" w:themeFill="accent3"/>
+      <w:vAlign w:val="center"/>
     </w:tcPr>
     <w:tblStylePr w:type="firstRow">
       <w:rPr>
@@ -9756,6 +9944,7 @@
     </w:tblPr>
     <w:tcPr>
       <w:shd w:val="clear" w:color="auto" w:fill="8064A2" w:themeFill="accent4"/>
+      <w:vAlign w:val="center"/>
     </w:tcPr>
     <w:tblStylePr w:type="firstRow">
       <w:rPr>
@@ -9870,6 +10059,7 @@
     </w:tblPr>
     <w:tcPr>
       <w:shd w:val="clear" w:color="auto" w:fill="4BACC6" w:themeFill="accent5"/>
+      <w:vAlign w:val="center"/>
     </w:tcPr>
     <w:tblStylePr w:type="firstRow">
       <w:rPr>
@@ -9984,6 +10174,7 @@
     </w:tblPr>
     <w:tcPr>
       <w:shd w:val="clear" w:color="auto" w:fill="F79646" w:themeFill="accent6"/>
+      <w:vAlign w:val="center"/>
     </w:tcPr>
     <w:tblStylePr w:type="firstRow">
       <w:rPr>
@@ -10106,6 +10297,7 @@
     </w:tblPr>
     <w:tcPr>
       <w:shd w:val="clear" w:color="auto" w:fill="E6E6E6" w:themeFill="text1" w:themeFillTint="19"/>
+      <w:vAlign w:val="center"/>
     </w:tcPr>
     <w:tblStylePr w:type="firstRow">
       <w:rPr>
@@ -10228,6 +10420,7 @@
     </w:tblPr>
     <w:tcPr>
       <w:shd w:val="clear" w:color="auto" w:fill="EDF2F8" w:themeFill="accent1" w:themeFillTint="19"/>
+      <w:vAlign w:val="center"/>
     </w:tcPr>
     <w:tblStylePr w:type="firstRow">
       <w:rPr>
@@ -10350,6 +10543,7 @@
     </w:tblPr>
     <w:tcPr>
       <w:shd w:val="clear" w:color="auto" w:fill="F8EDED" w:themeFill="accent2" w:themeFillTint="19"/>
+      <w:vAlign w:val="center"/>
     </w:tcPr>
     <w:tblStylePr w:type="firstRow">
       <w:rPr>
@@ -10472,6 +10666,7 @@
     </w:tblPr>
     <w:tcPr>
       <w:shd w:val="clear" w:color="auto" w:fill="F5F8EE" w:themeFill="accent3" w:themeFillTint="19"/>
+      <w:vAlign w:val="center"/>
     </w:tcPr>
     <w:tblStylePr w:type="firstRow">
       <w:rPr>
@@ -10584,6 +10779,7 @@
     </w:tblPr>
     <w:tcPr>
       <w:shd w:val="clear" w:color="auto" w:fill="F2EFF6" w:themeFill="accent4" w:themeFillTint="19"/>
+      <w:vAlign w:val="center"/>
     </w:tcPr>
     <w:tblStylePr w:type="firstRow">
       <w:rPr>
@@ -10706,6 +10902,7 @@
     </w:tblPr>
     <w:tcPr>
       <w:shd w:val="clear" w:color="auto" w:fill="EDF6F9" w:themeFill="accent5" w:themeFillTint="19"/>
+      <w:vAlign w:val="center"/>
     </w:tcPr>
     <w:tblStylePr w:type="firstRow">
       <w:rPr>
@@ -10828,6 +11025,7 @@
     </w:tblPr>
     <w:tcPr>
       <w:shd w:val="clear" w:color="auto" w:fill="FEF4EC" w:themeFill="accent6" w:themeFillTint="19"/>
+      <w:vAlign w:val="center"/>
     </w:tcPr>
     <w:tblStylePr w:type="firstRow">
       <w:rPr>
@@ -10942,6 +11140,7 @@
     </w:tblPr>
     <w:tcPr>
       <w:shd w:val="clear" w:color="auto" w:fill="E6E6E6" w:themeFill="text1" w:themeFillTint="19"/>
+      <w:vAlign w:val="center"/>
     </w:tcPr>
     <w:tblStylePr w:type="firstRow">
       <w:rPr>
@@ -11028,6 +11227,7 @@
     </w:tblPr>
     <w:tcPr>
       <w:shd w:val="clear" w:color="auto" w:fill="EDF2F8" w:themeFill="accent1" w:themeFillTint="19"/>
+      <w:vAlign w:val="center"/>
     </w:tcPr>
     <w:tblStylePr w:type="firstRow">
       <w:rPr>
@@ -11114,6 +11314,7 @@
     </w:tblPr>
     <w:tcPr>
       <w:shd w:val="clear" w:color="auto" w:fill="F8EDED" w:themeFill="accent2" w:themeFillTint="19"/>
+      <w:vAlign w:val="center"/>
     </w:tcPr>
     <w:tblStylePr w:type="firstRow">
       <w:rPr>
@@ -11200,6 +11401,7 @@
     </w:tblPr>
     <w:tcPr>
       <w:shd w:val="clear" w:color="auto" w:fill="F5F8EE" w:themeFill="accent3" w:themeFillTint="19"/>
+      <w:vAlign w:val="center"/>
     </w:tcPr>
     <w:tblStylePr w:type="firstRow">
       <w:rPr>
@@ -11286,6 +11488,7 @@
     </w:tblPr>
     <w:tcPr>
       <w:shd w:val="clear" w:color="auto" w:fill="F2EFF6" w:themeFill="accent4" w:themeFillTint="19"/>
+      <w:vAlign w:val="center"/>
     </w:tcPr>
     <w:tblStylePr w:type="firstRow">
       <w:rPr>
@@ -11372,6 +11575,7 @@
     </w:tblPr>
     <w:tcPr>
       <w:shd w:val="clear" w:color="auto" w:fill="EDF6F9" w:themeFill="accent5" w:themeFillTint="19"/>
+      <w:vAlign w:val="center"/>
     </w:tcPr>
     <w:tblStylePr w:type="firstRow">
       <w:rPr>
@@ -11458,6 +11662,7 @@
     </w:tblPr>
     <w:tcPr>
       <w:shd w:val="clear" w:color="auto" w:fill="FEF4EC" w:themeFill="accent6" w:themeFillTint="19"/>
+      <w:vAlign w:val="center"/>
     </w:tcPr>
     <w:tblStylePr w:type="firstRow">
       <w:rPr>
@@ -11547,6 +11752,7 @@
     </w:tblPr>
     <w:tcPr>
       <w:shd w:val="clear" w:color="auto" w:fill="CCCCCC" w:themeFill="text1" w:themeFillTint="33"/>
+      <w:vAlign w:val="center"/>
     </w:tcPr>
     <w:tblStylePr w:type="firstRow">
       <w:rPr>
@@ -11627,6 +11833,7 @@
     </w:tblPr>
     <w:tcPr>
       <w:shd w:val="clear" w:color="auto" w:fill="DBE5F1" w:themeFill="accent1" w:themeFillTint="33"/>
+      <w:vAlign w:val="center"/>
     </w:tcPr>
     <w:tblStylePr w:type="firstRow">
       <w:rPr>
@@ -11707,6 +11914,7 @@
     </w:tblPr>
     <w:tcPr>
       <w:shd w:val="clear" w:color="auto" w:fill="F2DBDB" w:themeFill="accent2" w:themeFillTint="33"/>
+      <w:vAlign w:val="center"/>
     </w:tcPr>
     <w:tblStylePr w:type="firstRow">
       <w:rPr>
@@ -11787,6 +11995,7 @@
     </w:tblPr>
     <w:tcPr>
       <w:shd w:val="clear" w:color="auto" w:fill="EAF1DD" w:themeFill="accent3" w:themeFillTint="33"/>
+      <w:vAlign w:val="center"/>
     </w:tcPr>
     <w:tblStylePr w:type="firstRow">
       <w:rPr>
@@ -11867,6 +12076,7 @@
     </w:tblPr>
     <w:tcPr>
       <w:shd w:val="clear" w:color="auto" w:fill="E5DFEC" w:themeFill="accent4" w:themeFillTint="33"/>
+      <w:vAlign w:val="center"/>
     </w:tcPr>
     <w:tblStylePr w:type="firstRow">
       <w:rPr>
@@ -11947,6 +12157,7 @@
     </w:tblPr>
     <w:tcPr>
       <w:shd w:val="clear" w:color="auto" w:fill="DAEEF3" w:themeFill="accent5" w:themeFillTint="33"/>
+      <w:vAlign w:val="center"/>
     </w:tcPr>
     <w:tblStylePr w:type="firstRow">
       <w:rPr>
@@ -12027,6 +12238,7 @@
     </w:tblPr>
     <w:tcPr>
       <w:shd w:val="clear" w:color="auto" w:fill="FDE9D9" w:themeFill="accent6" w:themeFillTint="33"/>
+      <w:vAlign w:val="center"/>
     </w:tcPr>
     <w:tblStylePr w:type="firstRow">
       <w:rPr>
